--- a/bm/QC/QC.BM-01-04 Báo cáo hiệu chuẩn kiểm định.docx
+++ b/bm/QC/QC.BM-01-04 Báo cáo hiệu chuẩn kiểm định.docx
@@ -166,7 +166,7 @@
     </w:tbl>
     <w:p>
       <w:pPr>
-        <w:spacing w:after="120" w:before="200"/>
+        <w:spacing w:after="120" w:before="200" w:line="360" w:lineRule="auto"/>
         <w:jc w:val="center"/>
       </w:pPr>
       <w:r>
@@ -184,7 +184,7 @@
     </w:p>
     <w:p>
       <w:pPr>
-        <w:spacing w:after="60" w:before="60"/>
+        <w:spacing w:after="120" w:before="60" w:line="360" w:lineRule="auto"/>
         <w:jc w:val="left"/>
       </w:pPr>
       <w:r>
@@ -209,7 +209,7 @@
           <w:sz w:val="22"/>
           <w:szCs w:val="22"/>
         </w:rPr>
-        <w:t xml:space="preserve">______________________________    </w:t>
+        <w:t xml:space="preserve">..............................    </w:t>
       </w:r>
       <w:r>
         <w:rPr>
@@ -233,12 +233,12 @@
           <w:sz w:val="22"/>
           <w:szCs w:val="22"/>
         </w:rPr>
-        <w:t xml:space="preserve">______________________________</w:t>
+        <w:t>..............................</w:t>
       </w:r>
     </w:p>
     <w:p>
       <w:pPr>
-        <w:spacing w:after="60" w:before="60"/>
+        <w:spacing w:after="120" w:before="60" w:line="360" w:lineRule="auto"/>
         <w:jc w:val="left"/>
       </w:pPr>
       <w:r>
@@ -256,7 +256,7 @@
     </w:p>
     <w:p>
       <w:pPr>
-        <w:spacing w:after="60" w:before="60"/>
+        <w:spacing w:after="120" w:before="60" w:line="360" w:lineRule="auto"/>
         <w:jc w:val="left"/>
       </w:pPr>
       <w:r>
@@ -281,12 +281,12 @@
           <w:sz w:val="22"/>
           <w:szCs w:val="22"/>
         </w:rPr>
-        <w:t xml:space="preserve">____________________________________________________________</w:t>
+        <w:t>............................................................</w:t>
       </w:r>
     </w:p>
     <w:p>
       <w:pPr>
-        <w:spacing w:after="60" w:before="60"/>
+        <w:spacing w:after="120" w:before="60" w:line="360" w:lineRule="auto"/>
         <w:jc w:val="left"/>
       </w:pPr>
       <w:r>
@@ -311,7 +311,7 @@
           <w:sz w:val="22"/>
           <w:szCs w:val="22"/>
         </w:rPr>
-        <w:t xml:space="preserve">______________________________    </w:t>
+        <w:t xml:space="preserve">..............................    </w:t>
       </w:r>
       <w:r>
         <w:rPr>
@@ -335,12 +335,12 @@
           <w:sz w:val="22"/>
           <w:szCs w:val="22"/>
         </w:rPr>
-        <w:t xml:space="preserve">______________________________</w:t>
+        <w:t>..............................</w:t>
       </w:r>
     </w:p>
     <w:p>
       <w:pPr>
-        <w:spacing w:after="60" w:before="60"/>
+        <w:spacing w:after="120" w:before="60" w:line="360" w:lineRule="auto"/>
         <w:jc w:val="left"/>
       </w:pPr>
       <w:r>
@@ -365,7 +365,7 @@
           <w:sz w:val="22"/>
           <w:szCs w:val="22"/>
         </w:rPr>
-        <w:t xml:space="preserve">______________________________    </w:t>
+        <w:t xml:space="preserve">..............................    </w:t>
       </w:r>
       <w:r>
         <w:rPr>
@@ -389,12 +389,12 @@
           <w:sz w:val="22"/>
           <w:szCs w:val="22"/>
         </w:rPr>
-        <w:t xml:space="preserve">______________________________</w:t>
+        <w:t>..............................</w:t>
       </w:r>
     </w:p>
     <w:p>
       <w:pPr>
-        <w:spacing w:after="60" w:before="60"/>
+        <w:spacing w:after="120" w:before="60" w:line="360" w:lineRule="auto"/>
         <w:jc w:val="left"/>
       </w:pPr>
       <w:r>
@@ -419,7 +419,7 @@
           <w:sz w:val="22"/>
           <w:szCs w:val="22"/>
         </w:rPr>
-        <w:t xml:space="preserve">______________________________    </w:t>
+        <w:t xml:space="preserve">..............................    </w:t>
       </w:r>
       <w:r>
         <w:rPr>
@@ -443,12 +443,12 @@
           <w:sz w:val="22"/>
           <w:szCs w:val="22"/>
         </w:rPr>
-        <w:t xml:space="preserve">______________________________</w:t>
+        <w:t>..............................</w:t>
       </w:r>
     </w:p>
     <w:p>
       <w:pPr>
-        <w:spacing w:after="60" w:before="60"/>
+        <w:spacing w:after="120" w:before="60" w:line="360" w:lineRule="auto"/>
         <w:jc w:val="left"/>
       </w:pPr>
       <w:r>
@@ -1840,7 +1840,7 @@
     </w:tbl>
     <w:p>
       <w:pPr>
-        <w:spacing w:after="60" w:before="60"/>
+        <w:spacing w:after="120" w:before="60" w:line="360" w:lineRule="auto"/>
         <w:jc w:val="left"/>
       </w:pPr>
       <w:r>
@@ -1858,7 +1858,7 @@
     </w:p>
     <w:p>
       <w:pPr>
-        <w:spacing w:after="60" w:before="60"/>
+        <w:spacing w:after="120" w:before="60" w:line="360" w:lineRule="auto"/>
         <w:jc w:val="left"/>
       </w:pPr>
       <w:r>
@@ -1876,7 +1876,7 @@
     </w:p>
     <w:p>
       <w:pPr>
-        <w:spacing w:after="60" w:before="60"/>
+        <w:spacing w:after="120" w:before="60" w:line="360" w:lineRule="auto"/>
         <w:jc w:val="left"/>
       </w:pPr>
       <w:r>
@@ -1901,12 +1901,12 @@
           <w:sz w:val="22"/>
           <w:szCs w:val="22"/>
         </w:rPr>
-        <w:t xml:space="preserve">____________________________________________________________</w:t>
+        <w:t>............................................................</w:t>
       </w:r>
     </w:p>
     <w:p>
       <w:pPr>
-        <w:spacing w:after="60" w:before="60"/>
+        <w:spacing w:after="120" w:before="60" w:line="360" w:lineRule="auto"/>
         <w:jc w:val="left"/>
       </w:pPr>
       <w:r>
@@ -2394,7 +2394,7 @@
     </w:tbl>
     <w:p>
       <w:pPr>
-        <w:spacing w:after="60" w:before="60"/>
+        <w:spacing w:after="120" w:before="60" w:line="360" w:lineRule="auto"/>
         <w:jc w:val="left"/>
       </w:pPr>
       <w:r>
